--- a/downloads/handouts/Unit 03/Handout 03.09 - Digital Footprint Check and Stress Plan.docx
+++ b/downloads/handouts/Unit 03/Handout 03.09 - Digital Footprint Check and Stress Plan.docx
@@ -41,9 +41,9 @@
       <w:pPr>
         <w:pStyle w:val="Heading3"/>
       </w:pPr>
-      <w:bookmarkStart w:id="21" w:name="word-bank-in-other-languages"/>
-      <w:r>
-        <w:t xml:space="preserve">Word bank in other languages</w:t>
+      <w:bookmarkStart w:id="21" w:name="word-bank-in-spanish"/>
+      <w:r>
+        <w:t xml:space="preserve">Word bank in Spanish</w:t>
       </w:r>
       <w:bookmarkEnd w:id="21"/>
     </w:p>
@@ -54,10 +54,8 @@
         <w:tblLook w:firstRow="1"/>
       </w:tblPr>
       <w:tblGrid>
-        <w:gridCol w:w="2340"/>
-        <w:gridCol w:w="2340"/>
-        <w:gridCol w:w="2340"/>
-        <w:gridCol w:w="2340"/>
+        <w:gridCol w:w="4680"/>
+        <w:gridCol w:w="4680"/>
       </w:tblGrid>
       <w:tr>
         <w:trPr>
@@ -65,7 +63,7 @@
         </w:trPr>
         <w:tc>
           <w:tcPr>
-            <w:tcW w:type="dxa" w:w="2340"/>
+            <w:tcW w:type="dxa" w:w="4680"/>
             <w:tcBorders>
               <w:bottom w:val="single"/>
             </w:tcBorders>
@@ -83,7 +81,7 @@
         </w:tc>
         <w:tc>
           <w:tcPr>
-            <w:tcW w:type="dxa" w:w="2340"/>
+            <w:tcW w:type="dxa" w:w="4680"/>
             <w:tcBorders>
               <w:bottom w:val="single"/>
             </w:tcBorders>
@@ -95,42 +93,6 @@
               <w:jc w:val="left"/>
             </w:pPr>
             <w:r>
-              <w:t xml:space="preserve">Turkish</w:t>
-            </w:r>
-          </w:p>
-        </w:tc>
-        <w:tc>
-          <w:tcPr>
-            <w:tcW w:type="dxa" w:w="2340"/>
-            <w:tcBorders>
-              <w:bottom w:val="single"/>
-            </w:tcBorders>
-            <w:vAlign w:val="bottom"/>
-          </w:tcPr>
-          <w:p>
-            <w:pPr>
-              <w:pStyle w:val="Compact"/>
-              <w:jc w:val="left"/>
-            </w:pPr>
-            <w:r>
-              <w:t xml:space="preserve">Portuguese</w:t>
-            </w:r>
-          </w:p>
-        </w:tc>
-        <w:tc>
-          <w:tcPr>
-            <w:tcW w:type="dxa" w:w="2340"/>
-            <w:tcBorders>
-              <w:bottom w:val="single"/>
-            </w:tcBorders>
-            <w:vAlign w:val="bottom"/>
-          </w:tcPr>
-          <w:p>
-            <w:pPr>
-              <w:pStyle w:val="Compact"/>
-              <w:jc w:val="left"/>
-            </w:pPr>
-            <w:r>
               <w:t xml:space="preserve">Spanish</w:t>
             </w:r>
           </w:p>
@@ -139,7 +101,7 @@
       <w:tr>
         <w:tc>
           <w:tcPr>
-            <w:tcW w:type="dxa" w:w="2340"/>
+            <w:tcW w:type="dxa" w:w="4680"/>
           </w:tcPr>
           <w:p>
             <w:pPr>
@@ -153,35 +115,7 @@
         </w:tc>
         <w:tc>
           <w:tcPr>
-            <w:tcW w:type="dxa" w:w="2340"/>
-          </w:tcPr>
-          <w:p>
-            <w:pPr>
-              <w:pStyle w:val="Compact"/>
-              <w:jc w:val="left"/>
-            </w:pPr>
-            <w:r>
-              <w:t xml:space="preserve">ayak izi</w:t>
-            </w:r>
-          </w:p>
-        </w:tc>
-        <w:tc>
-          <w:tcPr>
-            <w:tcW w:type="dxa" w:w="2340"/>
-          </w:tcPr>
-          <w:p>
-            <w:pPr>
-              <w:pStyle w:val="Compact"/>
-              <w:jc w:val="left"/>
-            </w:pPr>
-            <w:r>
-              <w:t xml:space="preserve">pegada</w:t>
-            </w:r>
-          </w:p>
-        </w:tc>
-        <w:tc>
-          <w:tcPr>
-            <w:tcW w:type="dxa" w:w="2340"/>
+            <w:tcW w:type="dxa" w:w="4680"/>
           </w:tcPr>
           <w:p>
             <w:pPr>
@@ -197,7 +131,7 @@
       <w:tr>
         <w:tc>
           <w:tcPr>
-            <w:tcW w:type="dxa" w:w="2340"/>
+            <w:tcW w:type="dxa" w:w="4680"/>
           </w:tcPr>
           <w:p>
             <w:pPr>
@@ -211,35 +145,7 @@
         </w:tc>
         <w:tc>
           <w:tcPr>
-            <w:tcW w:type="dxa" w:w="2340"/>
-          </w:tcPr>
-          <w:p>
-            <w:pPr>
-              <w:pStyle w:val="Compact"/>
-              <w:jc w:val="left"/>
-            </w:pPr>
-            <w:r>
-              <w:t xml:space="preserve">herkese açık</w:t>
-            </w:r>
-          </w:p>
-        </w:tc>
-        <w:tc>
-          <w:tcPr>
-            <w:tcW w:type="dxa" w:w="2340"/>
-          </w:tcPr>
-          <w:p>
-            <w:pPr>
-              <w:pStyle w:val="Compact"/>
-              <w:jc w:val="left"/>
-            </w:pPr>
-            <w:r>
-              <w:t xml:space="preserve">público</w:t>
-            </w:r>
-          </w:p>
-        </w:tc>
-        <w:tc>
-          <w:tcPr>
-            <w:tcW w:type="dxa" w:w="2340"/>
+            <w:tcW w:type="dxa" w:w="4680"/>
           </w:tcPr>
           <w:p>
             <w:pPr>
@@ -255,7 +161,7 @@
       <w:tr>
         <w:tc>
           <w:tcPr>
-            <w:tcW w:type="dxa" w:w="2340"/>
+            <w:tcW w:type="dxa" w:w="4680"/>
           </w:tcPr>
           <w:p>
             <w:pPr>
@@ -269,35 +175,7 @@
         </w:tc>
         <w:tc>
           <w:tcPr>
-            <w:tcW w:type="dxa" w:w="2340"/>
-          </w:tcPr>
-          <w:p>
-            <w:pPr>
-              <w:pStyle w:val="Compact"/>
-              <w:jc w:val="left"/>
-            </w:pPr>
-            <w:r>
-              <w:t xml:space="preserve">özel</w:t>
-            </w:r>
-          </w:p>
-        </w:tc>
-        <w:tc>
-          <w:tcPr>
-            <w:tcW w:type="dxa" w:w="2340"/>
-          </w:tcPr>
-          <w:p>
-            <w:pPr>
-              <w:pStyle w:val="Compact"/>
-              <w:jc w:val="left"/>
-            </w:pPr>
-            <w:r>
-              <w:t xml:space="preserve">privado</w:t>
-            </w:r>
-          </w:p>
-        </w:tc>
-        <w:tc>
-          <w:tcPr>
-            <w:tcW w:type="dxa" w:w="2340"/>
+            <w:tcW w:type="dxa" w:w="4680"/>
           </w:tcPr>
           <w:p>
             <w:pPr>
@@ -313,7 +191,7 @@
       <w:tr>
         <w:tc>
           <w:tcPr>
-            <w:tcW w:type="dxa" w:w="2340"/>
+            <w:tcW w:type="dxa" w:w="4680"/>
           </w:tcPr>
           <w:p>
             <w:pPr>
@@ -327,35 +205,7 @@
         </w:tc>
         <w:tc>
           <w:tcPr>
-            <w:tcW w:type="dxa" w:w="2340"/>
-          </w:tcPr>
-          <w:p>
-            <w:pPr>
-              <w:pStyle w:val="Compact"/>
-              <w:jc w:val="left"/>
-            </w:pPr>
-            <w:r>
-              <w:t xml:space="preserve">ekran görüntüsü</w:t>
-            </w:r>
-          </w:p>
-        </w:tc>
-        <w:tc>
-          <w:tcPr>
-            <w:tcW w:type="dxa" w:w="2340"/>
-          </w:tcPr>
-          <w:p>
-            <w:pPr>
-              <w:pStyle w:val="Compact"/>
-              <w:jc w:val="left"/>
-            </w:pPr>
-            <w:r>
-              <w:t xml:space="preserve">captura de tela</w:t>
-            </w:r>
-          </w:p>
-        </w:tc>
-        <w:tc>
-          <w:tcPr>
-            <w:tcW w:type="dxa" w:w="2340"/>
+            <w:tcW w:type="dxa" w:w="4680"/>
           </w:tcPr>
           <w:p>
             <w:pPr>
@@ -371,7 +221,7 @@
       <w:tr>
         <w:tc>
           <w:tcPr>
-            <w:tcW w:type="dxa" w:w="2340"/>
+            <w:tcW w:type="dxa" w:w="4680"/>
           </w:tcPr>
           <w:p>
             <w:pPr>
@@ -385,35 +235,7 @@
         </w:tc>
         <w:tc>
           <w:tcPr>
-            <w:tcW w:type="dxa" w:w="2340"/>
-          </w:tcPr>
-          <w:p>
-            <w:pPr>
-              <w:pStyle w:val="Compact"/>
-              <w:jc w:val="left"/>
-            </w:pPr>
-            <w:r>
-              <w:t xml:space="preserve">çıkış yapmak</w:t>
-            </w:r>
-          </w:p>
-        </w:tc>
-        <w:tc>
-          <w:tcPr>
-            <w:tcW w:type="dxa" w:w="2340"/>
-          </w:tcPr>
-          <w:p>
-            <w:pPr>
-              <w:pStyle w:val="Compact"/>
-              <w:jc w:val="left"/>
-            </w:pPr>
-            <w:r>
-              <w:t xml:space="preserve">sair</w:t>
-            </w:r>
-          </w:p>
-        </w:tc>
-        <w:tc>
-          <w:tcPr>
-            <w:tcW w:type="dxa" w:w="2340"/>
+            <w:tcW w:type="dxa" w:w="4680"/>
           </w:tcPr>
           <w:p>
             <w:pPr>
@@ -429,7 +251,7 @@
       <w:tr>
         <w:tc>
           <w:tcPr>
-            <w:tcW w:type="dxa" w:w="2340"/>
+            <w:tcW w:type="dxa" w:w="4680"/>
           </w:tcPr>
           <w:p>
             <w:pPr>
@@ -443,35 +265,7 @@
         </w:tc>
         <w:tc>
           <w:tcPr>
-            <w:tcW w:type="dxa" w:w="2340"/>
-          </w:tcPr>
-          <w:p>
-            <w:pPr>
-              <w:pStyle w:val="Compact"/>
-              <w:jc w:val="left"/>
-            </w:pPr>
-            <w:r>
-              <w:t xml:space="preserve">söylemek</w:t>
-            </w:r>
-          </w:p>
-        </w:tc>
-        <w:tc>
-          <w:tcPr>
-            <w:tcW w:type="dxa" w:w="2340"/>
-          </w:tcPr>
-          <w:p>
-            <w:pPr>
-              <w:pStyle w:val="Compact"/>
-              <w:jc w:val="left"/>
-            </w:pPr>
-            <w:r>
-              <w:t xml:space="preserve">contar</w:t>
-            </w:r>
-          </w:p>
-        </w:tc>
-        <w:tc>
-          <w:tcPr>
-            <w:tcW w:type="dxa" w:w="2340"/>
+            <w:tcW w:type="dxa" w:w="4680"/>
           </w:tcPr>
           <w:p>
             <w:pPr>
@@ -531,8 +325,11 @@
       </w:r>
     </w:p>
     <w:p>
-      <w:r>
-        <w:br w:type="page"/>
+      <w:pPr>
+        <w:pStyle w:val="BodyText"/>
+      </w:pPr>
+      <w:r>
+        <w:t xml:space="preserve">____________________________________________________________________________________________</w:t>
       </w:r>
     </w:p>
     <w:p>
@@ -1165,8 +962,11 @@
       </w:r>
     </w:p>
     <w:p>
-      <w:r>
-        <w:br w:type="page"/>
+      <w:pPr>
+        <w:pStyle w:val="BodyText"/>
+      </w:pPr>
+      <w:r>
+        <w:t xml:space="preserve">____________________________________________________________________________________________</w:t>
       </w:r>
     </w:p>
     <w:p>
@@ -1178,8 +978,11 @@
       </w:r>
     </w:p>
     <w:p>
-      <w:r>
-        <w:br w:type="page"/>
+      <w:pPr>
+        <w:pStyle w:val="BodyText"/>
+      </w:pPr>
+      <w:r>
+        <w:t xml:space="preserve">____________________________________________________________________________________________</w:t>
       </w:r>
     </w:p>
     <w:p>
@@ -1199,8 +1002,11 @@
       </w:r>
     </w:p>
     <w:p>
-      <w:r>
-        <w:br w:type="page"/>
+      <w:pPr>
+        <w:pStyle w:val="BodyText"/>
+      </w:pPr>
+      <w:r>
+        <w:t xml:space="preserve">____________________________________________________________________________________________</w:t>
       </w:r>
     </w:p>
     <w:p>
@@ -1221,8 +1027,11 @@
       </w:r>
     </w:p>
     <w:p>
-      <w:r>
-        <w:br w:type="page"/>
+      <w:pPr>
+        <w:pStyle w:val="BodyText"/>
+      </w:pPr>
+      <w:r>
+        <w:t xml:space="preserve">____________________________________________________________________________________________</w:t>
       </w:r>
     </w:p>
     <w:p>
@@ -1391,8 +1200,11 @@
       </w:r>
     </w:p>
     <w:p>
-      <w:r>
-        <w:br w:type="page"/>
+      <w:pPr>
+        <w:pStyle w:val="BodyText"/>
+      </w:pPr>
+      <w:r>
+        <w:t xml:space="preserve">____________________________________________________________________________________________</w:t>
       </w:r>
     </w:p>
     <w:p>

--- a/downloads/handouts/Unit 03/Handout 03.09 - Digital Footprint Check and Stress Plan.docx
+++ b/downloads/handouts/Unit 03/Handout 03.09 - Digital Footprint Check and Stress Plan.docx
@@ -34,7 +34,7 @@
         <w:t xml:space="preserve"> </w:t>
       </w:r>
       <w:r>
-        <w:t xml:space="preserve">Page 1 is the digital footprint check: the definition, what lasts, how you project an image online, and six scenarios to classify. Page 2 is the Stress Plan, the formal check for this topic. It is done in the last 10 minutes, on your own, quietly. The rubric is printed on it so you can check your plan before you hand it in. Use roles, not names, for any person. Nothing on these pages asks for your account names or for you to show a screen.</w:t>
+        <w:t xml:space="preserve">Page 1 is the digital footprint check. It has the definition, what lasts online, how you show an image of yourself online, and six scenarios to sort. Page 2 is the Stress Plan. It is the formal check for this topic. You do it in the last 10 minutes, on your own, quietly. The rubric is printed on it, so you can check your plan before you hand it in. Use roles, not names, for any person. Nothing on these pages asks for your account names or asks you to show a screen.</w:t>
       </w:r>
     </w:p>
     <w:p>
@@ -329,7 +329,7 @@
         <w:pStyle w:val="BodyText"/>
       </w:pPr>
       <w:r>
-        <w:t xml:space="preserve">____________________________________________________________________________________________</w:t>
+        <w:t xml:space="preserve">(more) ____________________________________________________________________________________________</w:t>
       </w:r>
     </w:p>
     <w:p>
@@ -345,7 +345,7 @@
         <w:pStyle w:val="BodyText"/>
       </w:pPr>
       <w:r>
-        <w:t xml:space="preserve">How you project an image online (the four channels from Lesson 3.5, online version). One example each:</w:t>
+        <w:t xml:space="preserve">How you show an image of yourself online (the four channels from Lesson 3.5, online version). Write one example for each:</w:t>
       </w:r>
     </w:p>
     <w:tbl>
@@ -568,15 +568,40 @@
         <w:pStyle w:val="BodyText"/>
       </w:pPr>
       <w:r>
-        <w:t xml:space="preserve">The two-applicant story: what did the coordinator see in the first feed? ______________________________________</w:t>
-      </w:r>
-    </w:p>
-    <w:p>
-      <w:pPr>
-        <w:pStyle w:val="BodyText"/>
-      </w:pPr>
-      <w:r>
-        <w:t xml:space="preserve">In the second? ____________________ Was the second student a mean person in real life? ______ Did that matter to the coordinator? ______</w:t>
+        <w:t xml:space="preserve">The two-applicant story:</w:t>
+      </w:r>
+    </w:p>
+    <w:p>
+      <w:pPr>
+        <w:numPr>
+          <w:ilvl w:val="0"/>
+          <w:numId w:val="1001"/>
+        </w:numPr>
+      </w:pPr>
+      <w:r>
+        <w:t xml:space="preserve">What did the coordinator see in the first feed? ______________________________________</w:t>
+      </w:r>
+    </w:p>
+    <w:p>
+      <w:pPr>
+        <w:numPr>
+          <w:ilvl w:val="0"/>
+          <w:numId w:val="1001"/>
+        </w:numPr>
+      </w:pPr>
+      <w:r>
+        <w:t xml:space="preserve">What did the coordinator see in the second feed? ____________________</w:t>
+      </w:r>
+    </w:p>
+    <w:p>
+      <w:pPr>
+        <w:numPr>
+          <w:ilvl w:val="0"/>
+          <w:numId w:val="1001"/>
+        </w:numPr>
+      </w:pPr>
+      <w:r>
+        <w:t xml:space="preserve">Was the second student a mean person in real life? ______ (d) Did that matter to the coordinator? ______</w:t>
       </w:r>
     </w:p>
     <w:p>
@@ -594,7 +619,7 @@
         <w:pStyle w:val="FirstParagraph"/>
       </w:pPr>
       <w:r>
-        <w:t xml:space="preserve">Online friends are real friends when they have what offline friends have: honesty about who they are, respect, and the freedom to say no. Classify each scenario as</w:t>
+        <w:t xml:space="preserve">Online friends are real friends when they have what offline friends have: honesty about who they are, respect, and the freedom to say no. Sort each scenario as</w:t>
       </w:r>
       <w:r>
         <w:t xml:space="preserve"> </w:t>
@@ -648,7 +673,7 @@
         <w:t xml:space="preserve"> </w:t>
       </w:r>
       <w:r>
-        <w:t xml:space="preserve">write the person (a role).</w:t>
+        <w:t xml:space="preserve">write the person to tell (a role).</w:t>
       </w:r>
     </w:p>
     <w:tbl>
@@ -966,7 +991,7 @@
         <w:pStyle w:val="BodyText"/>
       </w:pPr>
       <w:r>
-        <w:t xml:space="preserve">____________________________________________________________________________________________</w:t>
+        <w:t xml:space="preserve">(more) ____________________________________________________________________________________________</w:t>
       </w:r>
     </w:p>
     <w:p>
@@ -982,7 +1007,7 @@
         <w:pStyle w:val="BodyText"/>
       </w:pPr>
       <w:r>
-        <w:t xml:space="preserve">____________________________________________________________________________________________</w:t>
+        <w:t xml:space="preserve">(more) ____________________________________________________________________________________________</w:t>
       </w:r>
     </w:p>
     <w:p>
@@ -998,15 +1023,15 @@
         <w:pStyle w:val="BodyText"/>
       </w:pPr>
       <w:r>
-        <w:t xml:space="preserve">Grade 8 stretch (private, not collected): the three things you would want a coordinator to see if they looked you up, and one line on what you would need to change to make that true.</w:t>
-      </w:r>
-    </w:p>
-    <w:p>
-      <w:pPr>
-        <w:pStyle w:val="BodyText"/>
-      </w:pPr>
-      <w:r>
-        <w:t xml:space="preserve">____________________________________________________________________________________________</w:t>
+        <w:t xml:space="preserve">Grade 8 stretch (private, not collected): write the three things you would want a coordinator to see if they looked you up online. Then write one line on what you would need to change to make that true.</w:t>
+      </w:r>
+    </w:p>
+    <w:p>
+      <w:pPr>
+        <w:pStyle w:val="BodyText"/>
+      </w:pPr>
+      <w:r>
+        <w:t xml:space="preserve">Answer: ____________________________________________________________________________________________</w:t>
       </w:r>
     </w:p>
     <w:p>
@@ -1031,7 +1056,7 @@
         <w:pStyle w:val="BodyText"/>
       </w:pPr>
       <w:r>
-        <w:t xml:space="preserve">____________________________________________________________________________________________</w:t>
+        <w:t xml:space="preserve">(more) ____________________________________________________________________________________________</w:t>
       </w:r>
     </w:p>
     <w:p>
@@ -1172,7 +1197,7 @@
         <w:t xml:space="preserve"> </w:t>
       </w:r>
       <w:r>
-        <w:t xml:space="preserve">A time it goes away, a chat I leave, a notification I turn off, or a place it does not go.</w:t>
+        <w:t xml:space="preserve">A boundary is a limit you set. Pick one: a time the phone goes away, a chat I leave, a notification I turn off, or a place the phone does not go.</w:t>
       </w:r>
     </w:p>
     <w:p>
@@ -1204,7 +1229,7 @@
         <w:pStyle w:val="BodyText"/>
       </w:pPr>
       <w:r>
-        <w:t xml:space="preserve">____________________________________________________________________________________________</w:t>
+        <w:t xml:space="preserve">(more) ____________________________________________________________________________________________</w:t>
       </w:r>
     </w:p>
     <w:p>
@@ -1756,8 +1781,150 @@
       </w:pPr>
     </w:lvl>
   </w:abstractNum>
+  <w:abstractNum w:abstractNumId="99731">
+    <w:nsid w:val="ea454b4c"/>
+    <w:multiLevelType w:val="multilevel"/>
+    <w:lvl w:ilvl="0">
+      <w:start w:val="1"/>
+      <w:numFmt w:val="lowerLetter"/>
+      <w:lvlText w:val="(%1)"/>
+      <w:lvlJc w:val="left"/>
+      <w:pPr>
+        <w:tabs>
+          <w:tab w:val="num" w:pos="0"/>
+        </w:tabs>
+        <w:ind w:left="480" w:hanging="480"/>
+      </w:pPr>
+    </w:lvl>
+    <w:lvl w:ilvl="1">
+      <w:start w:val="1"/>
+      <w:numFmt w:val="lowerLetter"/>
+      <w:lvlText w:val="(%2)"/>
+      <w:lvlJc w:val="left"/>
+      <w:pPr>
+        <w:tabs>
+          <w:tab w:val="num" w:pos="720"/>
+        </w:tabs>
+        <w:ind w:left="1200" w:hanging="480"/>
+      </w:pPr>
+    </w:lvl>
+    <w:lvl w:ilvl="2">
+      <w:start w:val="1"/>
+      <w:numFmt w:val="lowerLetter"/>
+      <w:lvlText w:val="(%3)"/>
+      <w:lvlJc w:val="left"/>
+      <w:pPr>
+        <w:tabs>
+          <w:tab w:val="num" w:pos="1440"/>
+        </w:tabs>
+        <w:ind w:left="1920" w:hanging="480"/>
+      </w:pPr>
+    </w:lvl>
+    <w:lvl w:ilvl="3">
+      <w:start w:val="1"/>
+      <w:numFmt w:val="lowerLetter"/>
+      <w:lvlText w:val="(%4)"/>
+      <w:lvlJc w:val="left"/>
+      <w:pPr>
+        <w:tabs>
+          <w:tab w:val="num" w:pos="2160"/>
+        </w:tabs>
+        <w:ind w:left="2640" w:hanging="480"/>
+      </w:pPr>
+    </w:lvl>
+    <w:lvl w:ilvl="4">
+      <w:start w:val="1"/>
+      <w:numFmt w:val="lowerLetter"/>
+      <w:lvlText w:val="(%5)"/>
+      <w:lvlJc w:val="left"/>
+      <w:pPr>
+        <w:tabs>
+          <w:tab w:val="num" w:pos="2880"/>
+        </w:tabs>
+        <w:ind w:left="3360" w:hanging="480"/>
+      </w:pPr>
+    </w:lvl>
+    <w:lvl w:ilvl="5">
+      <w:start w:val="1"/>
+      <w:numFmt w:val="lowerLetter"/>
+      <w:lvlText w:val="(%6)"/>
+      <w:lvlJc w:val="left"/>
+      <w:pPr>
+        <w:tabs>
+          <w:tab w:val="num" w:pos="3600"/>
+        </w:tabs>
+        <w:ind w:left="4080" w:hanging="480"/>
+      </w:pPr>
+    </w:lvl>
+    <w:lvl w:ilvl="6">
+      <w:start w:val="1"/>
+      <w:numFmt w:val="lowerLetter"/>
+      <w:lvlText w:val="(%7)"/>
+      <w:lvlJc w:val="left"/>
+      <w:pPr>
+        <w:tabs>
+          <w:tab w:val="num" w:pos="4320"/>
+        </w:tabs>
+        <w:ind w:left="4800" w:hanging="480"/>
+      </w:pPr>
+    </w:lvl>
+    <w:lvl w:ilvl="7">
+      <w:start w:val="1"/>
+      <w:numFmt w:val="lowerLetter"/>
+      <w:lvlText w:val="(%8)"/>
+      <w:lvlJc w:val="left"/>
+      <w:pPr>
+        <w:tabs>
+          <w:tab w:val="num" w:pos="5040"/>
+        </w:tabs>
+        <w:ind w:left="5520" w:hanging="480"/>
+      </w:pPr>
+    </w:lvl>
+    <w:lvl w:ilvl="8">
+      <w:start w:val="1"/>
+      <w:numFmt w:val="lowerLetter"/>
+      <w:lvlText w:val="(%9)"/>
+      <w:lvlJc w:val="left"/>
+      <w:pPr>
+        <w:tabs>
+          <w:tab w:val="num" w:pos="5760"/>
+        </w:tabs>
+        <w:ind w:left="6240" w:hanging="480"/>
+      </w:pPr>
+    </w:lvl>
+  </w:abstractNum>
   <w:num w:numId="1000">
     <w:abstractNumId w:val="990"/>
+  </w:num>
+  <w:num w:numId="1001">
+    <w:abstractNumId w:val="99731"/>
+    <w:lvlOverride w:ilvl="0">
+      <w:startOverride w:val="1"/>
+    </w:lvlOverride>
+    <w:lvlOverride w:ilvl="1">
+      <w:startOverride w:val="1"/>
+    </w:lvlOverride>
+    <w:lvlOverride w:ilvl="2">
+      <w:startOverride w:val="1"/>
+    </w:lvlOverride>
+    <w:lvlOverride w:ilvl="3">
+      <w:startOverride w:val="1"/>
+    </w:lvlOverride>
+    <w:lvlOverride w:ilvl="4">
+      <w:startOverride w:val="1"/>
+    </w:lvlOverride>
+    <w:lvlOverride w:ilvl="5">
+      <w:startOverride w:val="1"/>
+    </w:lvlOverride>
+    <w:lvlOverride w:ilvl="6">
+      <w:startOverride w:val="1"/>
+    </w:lvlOverride>
+    <w:lvlOverride w:ilvl="7">
+      <w:startOverride w:val="1"/>
+    </w:lvlOverride>
+    <w:lvlOverride w:ilvl="8">
+      <w:startOverride w:val="1"/>
+    </w:lvlOverride>
   </w:num>
 </w:numbering>
 </file>
